--- a/5.人员管理/1.流程制度规范类文件/050108-工作交接规范.docx
+++ b/5.人员管理/1.流程制度规范类文件/050108-工作交接规范.docx
@@ -7,7 +7,15 @@
         <w:pStyle w:val="26"/>
         <w:bidi w:val="0"/>
       </w:pPr>
-      <w:bookmarkStart w:id="0" w:name="_Toc2463"/>
+      <w:bookmarkStart w:id="0" w:name="_Toc5098"/>
+    </w:p>
+    <w:p>
+      <w:pPr>
+        <w:pStyle w:val="26"/>
+        <w:bidi w:val="0"/>
+      </w:pPr>
+      <w:bookmarkStart w:id="13" w:name="_GoBack"/>
+      <w:bookmarkEnd w:id="13"/>
       <w:r>
         <w:t>工作交接规范</w:t>
       </w:r>
@@ -18,7 +26,7 @@
         <w:pStyle w:val="27"/>
         <w:bidi w:val="0"/>
       </w:pPr>
-      <w:bookmarkStart w:id="1" w:name="_Toc19803"/>
+      <w:bookmarkStart w:id="1" w:name="_Toc6455"/>
       <w:r>
         <w:t>甘肃国邦信息科技有限公司</w:t>
       </w:r>
@@ -47,7 +55,7 @@
           <w:cols w:space="720" w:num="1"/>
         </w:sectPr>
       </w:pPr>
-      <w:bookmarkStart w:id="2" w:name="_Toc14493"/>
+      <w:bookmarkStart w:id="2" w:name="_Toc20644"/>
       <w:r>
         <w:rPr>
           <w:rFonts w:hint="eastAsia" w:ascii="宋体" w:hAnsi="宋体" w:eastAsia="宋体" w:cs="宋体"/>
@@ -72,7 +80,7 @@
           <w:szCs w:val="28"/>
         </w:rPr>
       </w:pPr>
-      <w:bookmarkStart w:id="3" w:name="_Toc31846"/>
+      <w:bookmarkStart w:id="3" w:name="_Toc19988"/>
       <w:r>
         <w:rPr>
           <w:rFonts w:ascii="宋体" w:hAnsi="宋体" w:eastAsia="宋体" w:cs="宋体"/>
@@ -941,7 +949,7 @@
               <w:rFonts w:ascii="宋体" w:hAnsi="宋体" w:eastAsia="宋体" w:cs="宋体"/>
               <w:szCs w:val="21"/>
             </w:rPr>
-            <w:instrText xml:space="preserve"> HYPERLINK \l _Toc2463 </w:instrText>
+            <w:instrText xml:space="preserve"> HYPERLINK \l _Toc5098 </w:instrText>
           </w:r>
           <w:r>
             <w:rPr>
@@ -960,7 +968,7 @@
             <w:fldChar w:fldCharType="begin"/>
           </w:r>
           <w:r>
-            <w:instrText xml:space="preserve"> PAGEREF _Toc2463 \h </w:instrText>
+            <w:instrText xml:space="preserve"> PAGEREF _Toc5098 \h </w:instrText>
           </w:r>
           <w:r>
             <w:fldChar w:fldCharType="separate"/>
@@ -998,7 +1006,7 @@
               <w:rFonts w:ascii="宋体" w:hAnsi="宋体" w:eastAsia="宋体" w:cs="宋体"/>
               <w:szCs w:val="21"/>
             </w:rPr>
-            <w:instrText xml:space="preserve"> HYPERLINK \l _Toc19803 </w:instrText>
+            <w:instrText xml:space="preserve"> HYPERLINK \l _Toc6455 </w:instrText>
           </w:r>
           <w:r>
             <w:rPr>
@@ -1017,7 +1025,7 @@
             <w:fldChar w:fldCharType="begin"/>
           </w:r>
           <w:r>
-            <w:instrText xml:space="preserve"> PAGEREF _Toc19803 \h </w:instrText>
+            <w:instrText xml:space="preserve"> PAGEREF _Toc6455 \h </w:instrText>
           </w:r>
           <w:r>
             <w:fldChar w:fldCharType="separate"/>
@@ -1055,7 +1063,7 @@
               <w:rFonts w:ascii="宋体" w:hAnsi="宋体" w:eastAsia="宋体" w:cs="宋体"/>
               <w:szCs w:val="21"/>
             </w:rPr>
-            <w:instrText xml:space="preserve"> HYPERLINK \l _Toc14493 </w:instrText>
+            <w:instrText xml:space="preserve"> HYPERLINK \l _Toc20644 </w:instrText>
           </w:r>
           <w:r>
             <w:rPr>
@@ -1080,7 +1088,7 @@
             <w:fldChar w:fldCharType="begin"/>
           </w:r>
           <w:r>
-            <w:instrText xml:space="preserve"> PAGEREF _Toc14493 \h </w:instrText>
+            <w:instrText xml:space="preserve"> PAGEREF _Toc20644 \h </w:instrText>
           </w:r>
           <w:r>
             <w:fldChar w:fldCharType="separate"/>
@@ -1118,7 +1126,7 @@
               <w:rFonts w:ascii="宋体" w:hAnsi="宋体" w:eastAsia="宋体" w:cs="宋体"/>
               <w:szCs w:val="21"/>
             </w:rPr>
-            <w:instrText xml:space="preserve"> HYPERLINK \l _Toc31846 </w:instrText>
+            <w:instrText xml:space="preserve"> HYPERLINK \l _Toc19988 </w:instrText>
           </w:r>
           <w:r>
             <w:rPr>
@@ -1142,7 +1150,7 @@
             <w:fldChar w:fldCharType="begin"/>
           </w:r>
           <w:r>
-            <w:instrText xml:space="preserve"> PAGEREF _Toc31846 \h </w:instrText>
+            <w:instrText xml:space="preserve"> PAGEREF _Toc19988 \h </w:instrText>
           </w:r>
           <w:r>
             <w:fldChar w:fldCharType="separate"/>
@@ -1180,7 +1188,7 @@
               <w:rFonts w:ascii="宋体" w:hAnsi="宋体" w:eastAsia="宋体" w:cs="宋体"/>
               <w:szCs w:val="21"/>
             </w:rPr>
-            <w:instrText xml:space="preserve"> HYPERLINK \l _Toc25996 </w:instrText>
+            <w:instrText xml:space="preserve"> HYPERLINK \l _Toc15755 </w:instrText>
           </w:r>
           <w:r>
             <w:rPr>
@@ -1205,7 +1213,7 @@
             <w:fldChar w:fldCharType="begin"/>
           </w:r>
           <w:r>
-            <w:instrText xml:space="preserve"> PAGEREF _Toc25996 \h </w:instrText>
+            <w:instrText xml:space="preserve"> PAGEREF _Toc15755 \h </w:instrText>
           </w:r>
           <w:r>
             <w:fldChar w:fldCharType="separate"/>
@@ -1243,7 +1251,7 @@
               <w:rFonts w:ascii="宋体" w:hAnsi="宋体" w:eastAsia="宋体" w:cs="宋体"/>
               <w:szCs w:val="21"/>
             </w:rPr>
-            <w:instrText xml:space="preserve"> HYPERLINK \l _Toc32006 </w:instrText>
+            <w:instrText xml:space="preserve"> HYPERLINK \l _Toc32510 </w:instrText>
           </w:r>
           <w:r>
             <w:rPr>
@@ -1268,7 +1276,7 @@
             <w:fldChar w:fldCharType="begin"/>
           </w:r>
           <w:r>
-            <w:instrText xml:space="preserve"> PAGEREF _Toc32006 \h </w:instrText>
+            <w:instrText xml:space="preserve"> PAGEREF _Toc32510 \h </w:instrText>
           </w:r>
           <w:r>
             <w:fldChar w:fldCharType="separate"/>
@@ -1306,7 +1314,7 @@
               <w:rFonts w:ascii="宋体" w:hAnsi="宋体" w:eastAsia="宋体" w:cs="宋体"/>
               <w:szCs w:val="21"/>
             </w:rPr>
-            <w:instrText xml:space="preserve"> HYPERLINK \l _Toc11397 </w:instrText>
+            <w:instrText xml:space="preserve"> HYPERLINK \l _Toc30094 </w:instrText>
           </w:r>
           <w:r>
             <w:rPr>
@@ -1331,7 +1339,7 @@
             <w:fldChar w:fldCharType="begin"/>
           </w:r>
           <w:r>
-            <w:instrText xml:space="preserve"> PAGEREF _Toc11397 \h </w:instrText>
+            <w:instrText xml:space="preserve"> PAGEREF _Toc30094 \h </w:instrText>
           </w:r>
           <w:r>
             <w:fldChar w:fldCharType="separate"/>
@@ -1369,7 +1377,7 @@
               <w:rFonts w:ascii="宋体" w:hAnsi="宋体" w:eastAsia="宋体" w:cs="宋体"/>
               <w:szCs w:val="21"/>
             </w:rPr>
-            <w:instrText xml:space="preserve"> HYPERLINK \l _Toc12339 </w:instrText>
+            <w:instrText xml:space="preserve"> HYPERLINK \l _Toc25045 </w:instrText>
           </w:r>
           <w:r>
             <w:rPr>
@@ -1394,7 +1402,7 @@
             <w:fldChar w:fldCharType="begin"/>
           </w:r>
           <w:r>
-            <w:instrText xml:space="preserve"> PAGEREF _Toc12339 \h </w:instrText>
+            <w:instrText xml:space="preserve"> PAGEREF _Toc25045 \h </w:instrText>
           </w:r>
           <w:r>
             <w:fldChar w:fldCharType="separate"/>
@@ -1432,7 +1440,7 @@
               <w:rFonts w:ascii="宋体" w:hAnsi="宋体" w:eastAsia="宋体" w:cs="宋体"/>
               <w:szCs w:val="21"/>
             </w:rPr>
-            <w:instrText xml:space="preserve"> HYPERLINK \l _Toc21207 </w:instrText>
+            <w:instrText xml:space="preserve"> HYPERLINK \l _Toc27402 </w:instrText>
           </w:r>
           <w:r>
             <w:rPr>
@@ -1457,7 +1465,7 @@
             <w:fldChar w:fldCharType="begin"/>
           </w:r>
           <w:r>
-            <w:instrText xml:space="preserve"> PAGEREF _Toc21207 \h </w:instrText>
+            <w:instrText xml:space="preserve"> PAGEREF _Toc27402 \h </w:instrText>
           </w:r>
           <w:r>
             <w:fldChar w:fldCharType="separate"/>
@@ -1495,7 +1503,7 @@
               <w:rFonts w:ascii="宋体" w:hAnsi="宋体" w:eastAsia="宋体" w:cs="宋体"/>
               <w:szCs w:val="21"/>
             </w:rPr>
-            <w:instrText xml:space="preserve"> HYPERLINK \l _Toc30032 </w:instrText>
+            <w:instrText xml:space="preserve"> HYPERLINK \l _Toc27512 </w:instrText>
           </w:r>
           <w:r>
             <w:rPr>
@@ -1520,7 +1528,7 @@
             <w:fldChar w:fldCharType="begin"/>
           </w:r>
           <w:r>
-            <w:instrText xml:space="preserve"> PAGEREF _Toc30032 \h </w:instrText>
+            <w:instrText xml:space="preserve"> PAGEREF _Toc27512 \h </w:instrText>
           </w:r>
           <w:r>
             <w:fldChar w:fldCharType="separate"/>
@@ -1558,7 +1566,7 @@
               <w:rFonts w:ascii="宋体" w:hAnsi="宋体" w:eastAsia="宋体" w:cs="宋体"/>
               <w:szCs w:val="21"/>
             </w:rPr>
-            <w:instrText xml:space="preserve"> HYPERLINK \l _Toc29796 </w:instrText>
+            <w:instrText xml:space="preserve"> HYPERLINK \l _Toc17273 </w:instrText>
           </w:r>
           <w:r>
             <w:rPr>
@@ -1583,7 +1591,7 @@
             <w:fldChar w:fldCharType="begin"/>
           </w:r>
           <w:r>
-            <w:instrText xml:space="preserve"> PAGEREF _Toc29796 \h </w:instrText>
+            <w:instrText xml:space="preserve"> PAGEREF _Toc17273 \h </w:instrText>
           </w:r>
           <w:r>
             <w:fldChar w:fldCharType="separate"/>
@@ -1621,7 +1629,7 @@
               <w:rFonts w:ascii="宋体" w:hAnsi="宋体" w:eastAsia="宋体" w:cs="宋体"/>
               <w:szCs w:val="21"/>
             </w:rPr>
-            <w:instrText xml:space="preserve"> HYPERLINK \l _Toc29341 </w:instrText>
+            <w:instrText xml:space="preserve"> HYPERLINK \l _Toc26439 </w:instrText>
           </w:r>
           <w:r>
             <w:rPr>
@@ -1646,7 +1654,7 @@
             <w:fldChar w:fldCharType="begin"/>
           </w:r>
           <w:r>
-            <w:instrText xml:space="preserve"> PAGEREF _Toc29341 \h </w:instrText>
+            <w:instrText xml:space="preserve"> PAGEREF _Toc26439 \h </w:instrText>
           </w:r>
           <w:r>
             <w:fldChar w:fldCharType="separate"/>
@@ -1684,7 +1692,7 @@
               <w:rFonts w:ascii="宋体" w:hAnsi="宋体" w:eastAsia="宋体" w:cs="宋体"/>
               <w:szCs w:val="21"/>
             </w:rPr>
-            <w:instrText xml:space="preserve"> HYPERLINK \l _Toc14536 </w:instrText>
+            <w:instrText xml:space="preserve"> HYPERLINK \l _Toc4443 </w:instrText>
           </w:r>
           <w:r>
             <w:rPr>
@@ -1726,7 +1734,7 @@
             <w:fldChar w:fldCharType="begin"/>
           </w:r>
           <w:r>
-            <w:instrText xml:space="preserve"> PAGEREF _Toc14536 \h </w:instrText>
+            <w:instrText xml:space="preserve"> PAGEREF _Toc4443 \h </w:instrText>
           </w:r>
           <w:r>
             <w:fldChar w:fldCharType="separate"/>
@@ -1793,7 +1801,7 @@
         <w:pStyle w:val="28"/>
         <w:bidi w:val="0"/>
       </w:pPr>
-      <w:bookmarkStart w:id="4" w:name="_Toc25996"/>
+      <w:bookmarkStart w:id="4" w:name="_Toc15755"/>
       <w:r>
         <w:t>目的</w:t>
       </w:r>
@@ -1813,7 +1821,7 @@
         <w:pStyle w:val="28"/>
         <w:bidi w:val="0"/>
       </w:pPr>
-      <w:bookmarkStart w:id="5" w:name="_Toc32006"/>
+      <w:bookmarkStart w:id="5" w:name="_Toc32510"/>
       <w:r>
         <w:t>适用对象</w:t>
       </w:r>
@@ -1844,7 +1852,7 @@
         <w:pStyle w:val="28"/>
         <w:bidi w:val="0"/>
       </w:pPr>
-      <w:bookmarkStart w:id="6" w:name="_Toc11397"/>
+      <w:bookmarkStart w:id="6" w:name="_Toc30094"/>
       <w:r>
         <w:t>工作规范</w:t>
       </w:r>
@@ -1855,7 +1863,7 @@
         <w:pStyle w:val="30"/>
         <w:bidi w:val="0"/>
       </w:pPr>
-      <w:bookmarkStart w:id="7" w:name="_Toc12339"/>
+      <w:bookmarkStart w:id="7" w:name="_Toc25045"/>
       <w:r>
         <w:t>文件概要</w:t>
       </w:r>
@@ -1864,10 +1872,69 @@
     <w:p>
       <w:pPr>
         <w:pStyle w:val="29"/>
+        <w:numPr>
+          <w:ilvl w:val="0"/>
+          <w:numId w:val="2"/>
+        </w:numPr>
         <w:bidi w:val="0"/>
+        <w:ind w:left="425" w:leftChars="0" w:hanging="425" w:firstLineChars="0"/>
       </w:pPr>
       <w:r>
-        <w:t>1. 移交包括：</w:t>
+        <w:t>移交包括：</w:t>
+      </w:r>
+    </w:p>
+    <w:p>
+      <w:pPr>
+        <w:pStyle w:val="29"/>
+        <w:numPr>
+          <w:ilvl w:val="0"/>
+          <w:numId w:val="3"/>
+        </w:numPr>
+        <w:tabs>
+          <w:tab w:val="left" w:pos="420"/>
+          <w:tab w:val="clear" w:pos="840"/>
+        </w:tabs>
+        <w:bidi w:val="0"/>
+        <w:ind w:left="1265" w:leftChars="0" w:hanging="425" w:firstLineChars="0"/>
+      </w:pPr>
+      <w:r>
+        <w:t>岗位与岗位的移交；</w:t>
+      </w:r>
+    </w:p>
+    <w:p>
+      <w:pPr>
+        <w:pStyle w:val="29"/>
+        <w:numPr>
+          <w:ilvl w:val="0"/>
+          <w:numId w:val="3"/>
+        </w:numPr>
+        <w:tabs>
+          <w:tab w:val="left" w:pos="420"/>
+          <w:tab w:val="clear" w:pos="840"/>
+        </w:tabs>
+        <w:bidi w:val="0"/>
+        <w:ind w:left="1265" w:leftChars="0" w:hanging="425" w:firstLineChars="0"/>
+      </w:pPr>
+      <w:r>
+        <w:t>个人与个人的移交；</w:t>
+      </w:r>
+    </w:p>
+    <w:p>
+      <w:pPr>
+        <w:pStyle w:val="29"/>
+        <w:numPr>
+          <w:ilvl w:val="0"/>
+          <w:numId w:val="3"/>
+        </w:numPr>
+        <w:tabs>
+          <w:tab w:val="left" w:pos="420"/>
+          <w:tab w:val="clear" w:pos="840"/>
+        </w:tabs>
+        <w:bidi w:val="0"/>
+        <w:ind w:left="1265" w:leftChars="0" w:hanging="425" w:firstLineChars="0"/>
+      </w:pPr>
+      <w:r>
+        <w:t>个人与本部门或其他部门的移交。</w:t>
       </w:r>
     </w:p>
     <w:p>
@@ -1878,10 +1945,10 @@
           <w:numId w:val="2"/>
         </w:numPr>
         <w:bidi w:val="0"/>
-        <w:ind w:left="845" w:leftChars="0" w:hanging="425" w:firstLineChars="0"/>
+        <w:ind w:left="425" w:leftChars="0" w:hanging="425" w:firstLineChars="0"/>
       </w:pPr>
       <w:r>
-        <w:t>岗位与岗位的移交；</w:t>
+        <w:t>在员工因岗位调动或离职时，需要进行工作移交。</w:t>
       </w:r>
     </w:p>
     <w:p>
@@ -1892,10 +1959,10 @@
           <w:numId w:val="2"/>
         </w:numPr>
         <w:bidi w:val="0"/>
-        <w:ind w:left="845" w:leftChars="0" w:hanging="425" w:firstLineChars="0"/>
+        <w:ind w:left="425" w:leftChars="0" w:hanging="425" w:firstLineChars="0"/>
       </w:pPr>
       <w:r>
-        <w:t>个人与个人的移交；</w:t>
+        <w:t>员工办理工作移交时除接交方外，需有第三人负责监交。</w:t>
       </w:r>
     </w:p>
     <w:p>
@@ -1906,62 +1973,45 @@
           <w:numId w:val="2"/>
         </w:numPr>
         <w:bidi w:val="0"/>
-        <w:ind w:left="845" w:leftChars="0" w:hanging="425" w:firstLineChars="0"/>
+        <w:ind w:left="425" w:leftChars="0" w:hanging="425" w:firstLineChars="0"/>
       </w:pPr>
       <w:r>
-        <w:t>个人与本部门或其他部门的移交。</w:t>
+        <w:t>监交人需是移交员工的上一级主管。</w:t>
       </w:r>
     </w:p>
     <w:p>
       <w:pPr>
         <w:pStyle w:val="29"/>
+        <w:numPr>
+          <w:ilvl w:val="0"/>
+          <w:numId w:val="2"/>
+        </w:numPr>
         <w:bidi w:val="0"/>
+        <w:ind w:left="425" w:leftChars="0" w:hanging="425" w:firstLineChars="0"/>
       </w:pPr>
       <w:r>
-        <w:t>2. 在员工因岗位调动或离职时，需要进行工作移交。</w:t>
+        <w:t>所有员工移交时，需移交可重复使用的办公用品、办公桌（抽屉）或办公室钥匙。</w:t>
       </w:r>
     </w:p>
     <w:p>
       <w:pPr>
         <w:pStyle w:val="29"/>
+        <w:numPr>
+          <w:ilvl w:val="0"/>
+          <w:numId w:val="2"/>
+        </w:numPr>
         <w:bidi w:val="0"/>
+        <w:ind w:left="425" w:leftChars="0" w:hanging="425" w:firstLineChars="0"/>
       </w:pPr>
       <w:r>
-        <w:t>3. 员工办理工作移交时除接交方外，需有第三人负责监交。</w:t>
-      </w:r>
-    </w:p>
-    <w:p>
-      <w:pPr>
-        <w:pStyle w:val="29"/>
-        <w:bidi w:val="0"/>
-      </w:pPr>
-      <w:r>
-        <w:t>4. 监交人需是移交员工的上一级主管。</w:t>
-      </w:r>
-    </w:p>
-    <w:p>
-      <w:pPr>
-        <w:pStyle w:val="29"/>
-        <w:bidi w:val="0"/>
-      </w:pPr>
-      <w:r>
-        <w:t>5. 所有员工移交时，需移交可重复使用的办公用品、办公桌（抽屉）或办公室钥匙。</w:t>
-      </w:r>
-    </w:p>
-    <w:p>
-      <w:pPr>
-        <w:pStyle w:val="29"/>
-        <w:bidi w:val="0"/>
-      </w:pPr>
-      <w:r>
-        <w:t>6. 其他特别事务的移交见下表：</w:t>
+        <w:t>其他特别事务的移交见下表：</w:t>
       </w:r>
     </w:p>
     <w:tbl>
       <w:tblPr>
         <w:tblStyle w:val="24"/>
         <w:tblW w:w="9037" w:type="dxa"/>
-        <w:tblInd w:w="5" w:type="dxa"/>
+        <w:jc w:val="center"/>
         <w:tblBorders>
           <w:top w:val="single" w:color="000000" w:sz="4" w:space="0"/>
           <w:left w:val="single" w:color="000000" w:sz="4" w:space="0"/>
@@ -1979,11 +2029,11 @@
         </w:tblCellMar>
       </w:tblPr>
       <w:tblGrid>
-        <w:gridCol w:w="1475"/>
-        <w:gridCol w:w="2141"/>
-        <w:gridCol w:w="1689"/>
-        <w:gridCol w:w="1402"/>
-        <w:gridCol w:w="2330"/>
+        <w:gridCol w:w="1636"/>
+        <w:gridCol w:w="2208"/>
+        <w:gridCol w:w="1884"/>
+        <w:gridCol w:w="1440"/>
+        <w:gridCol w:w="1869"/>
       </w:tblGrid>
       <w:tr>
         <w:tblPrEx>
@@ -2004,10 +2054,12 @@
         </w:tblPrEx>
         <w:trPr>
           <w:trHeight w:val="383" w:hRule="atLeast"/>
+          <w:jc w:val="center"/>
         </w:trPr>
         <w:tc>
           <w:tcPr>
-            <w:tcW w:w="1475" w:type="dxa"/>
+            <w:tcW w:w="1636" w:type="dxa"/>
+            <w:vAlign w:val="center"/>
           </w:tcPr>
           <w:p>
             <w:pPr>
@@ -2019,8 +2071,6 @@
                 <w:szCs w:val="21"/>
               </w:rPr>
             </w:pPr>
-            <w:bookmarkStart w:id="13" w:name="_GoBack"/>
-            <w:bookmarkEnd w:id="13"/>
             <w:r>
               <w:rPr>
                 <w:rFonts w:ascii="宋体" w:hAnsi="宋体" w:eastAsia="宋体" w:cs="宋体"/>
@@ -2036,7 +2086,8 @@
         </w:tc>
         <w:tc>
           <w:tcPr>
-            <w:tcW w:w="2141" w:type="dxa"/>
+            <w:tcW w:w="2208" w:type="dxa"/>
+            <w:vAlign w:val="center"/>
           </w:tcPr>
           <w:p>
             <w:pPr>
@@ -2063,7 +2114,8 @@
         </w:tc>
         <w:tc>
           <w:tcPr>
-            <w:tcW w:w="1689" w:type="dxa"/>
+            <w:tcW w:w="1884" w:type="dxa"/>
+            <w:vAlign w:val="center"/>
           </w:tcPr>
           <w:p>
             <w:pPr>
@@ -2090,7 +2142,8 @@
         </w:tc>
         <w:tc>
           <w:tcPr>
-            <w:tcW w:w="1402" w:type="dxa"/>
+            <w:tcW w:w="1440" w:type="dxa"/>
+            <w:vAlign w:val="center"/>
           </w:tcPr>
           <w:p>
             <w:pPr>
@@ -2117,7 +2170,8 @@
         </w:tc>
         <w:tc>
           <w:tcPr>
-            <w:tcW w:w="2330" w:type="dxa"/>
+            <w:tcW w:w="1869" w:type="dxa"/>
+            <w:vAlign w:val="center"/>
           </w:tcPr>
           <w:p>
             <w:pPr>
@@ -2161,40 +2215,31 @@
           </w:tblCellMar>
         </w:tblPrEx>
         <w:trPr>
-          <w:trHeight w:val="1318" w:hRule="atLeast"/>
+          <w:trHeight w:val="996" w:hRule="atLeast"/>
+          <w:jc w:val="center"/>
         </w:trPr>
         <w:tc>
           <w:tcPr>
-            <w:tcW w:w="1475" w:type="dxa"/>
-          </w:tcPr>
-          <w:p>
-            <w:pPr>
-              <w:pStyle w:val="25"/>
-              <w:spacing w:line="299" w:lineRule="auto"/>
-            </w:pPr>
-          </w:p>
-          <w:p>
-            <w:pPr>
-              <w:pStyle w:val="25"/>
-              <w:spacing w:line="300" w:lineRule="auto"/>
-            </w:pPr>
-          </w:p>
+            <w:tcW w:w="1636" w:type="dxa"/>
+            <w:vAlign w:val="center"/>
+          </w:tcPr>
           <w:p>
             <w:pPr>
               <w:spacing w:before="69" w:line="220" w:lineRule="auto"/>
-              <w:ind w:left="321"/>
-              <w:rPr>
-                <w:rFonts w:ascii="宋体" w:hAnsi="宋体" w:eastAsia="宋体" w:cs="宋体"/>
-                <w:sz w:val="21"/>
-                <w:szCs w:val="21"/>
+              <w:ind w:left="0" w:leftChars="0" w:right="0" w:rightChars="0" w:firstLine="0" w:firstLineChars="0"/>
+              <w:jc w:val="center"/>
+              <w:rPr>
+                <w:rFonts w:ascii="宋体" w:hAnsi="宋体" w:eastAsia="宋体" w:cs="宋体"/>
+                <w:sz w:val="18"/>
+                <w:szCs w:val="18"/>
               </w:rPr>
             </w:pPr>
             <w:r>
               <w:rPr>
                 <w:rFonts w:ascii="宋体" w:hAnsi="宋体" w:eastAsia="宋体" w:cs="宋体"/>
                 <w:spacing w:val="-3"/>
-                <w:sz w:val="21"/>
-                <w:szCs w:val="21"/>
+                <w:sz w:val="18"/>
+                <w:szCs w:val="18"/>
               </w:rPr>
               <w:t>部门经理</w:t>
             </w:r>
@@ -2202,169 +2247,135 @@
         </w:tc>
         <w:tc>
           <w:tcPr>
-            <w:tcW w:w="2141" w:type="dxa"/>
-          </w:tcPr>
-          <w:p>
-            <w:pPr>
-              <w:spacing w:before="47" w:line="220" w:lineRule="auto"/>
-              <w:ind w:left="109"/>
-              <w:rPr>
-                <w:rFonts w:ascii="宋体" w:hAnsi="宋体" w:eastAsia="宋体" w:cs="宋体"/>
-                <w:sz w:val="21"/>
-                <w:szCs w:val="21"/>
-              </w:rPr>
-            </w:pPr>
-            <w:r>
-              <w:rPr>
-                <w:rFonts w:ascii="宋体" w:hAnsi="宋体" w:eastAsia="宋体" w:cs="宋体"/>
-                <w:spacing w:val="-3"/>
-                <w:sz w:val="21"/>
-                <w:szCs w:val="21"/>
+            <w:tcW w:w="2208" w:type="dxa"/>
+            <w:vAlign w:val="center"/>
+          </w:tcPr>
+          <w:p>
+            <w:pPr>
+              <w:numPr>
+                <w:ilvl w:val="0"/>
+                <w:numId w:val="4"/>
+              </w:numPr>
+              <w:ind w:left="425" w:leftChars="0" w:hanging="425" w:firstLineChars="0"/>
+              <w:rPr>
+                <w:sz w:val="18"/>
+                <w:szCs w:val="18"/>
+              </w:rPr>
+            </w:pPr>
+            <w:r>
+              <w:rPr>
+                <w:sz w:val="18"/>
+                <w:szCs w:val="18"/>
               </w:rPr>
               <w:t>文件</w:t>
             </w:r>
             <w:r>
               <w:rPr>
+                <w:rFonts w:hint="eastAsia"/>
+                <w:sz w:val="18"/>
+                <w:szCs w:val="18"/>
+                <w:lang w:eastAsia="zh-CN"/>
+              </w:rPr>
+              <w:t>、</w:t>
+            </w:r>
+            <w:r>
+              <w:rPr>
+                <w:sz w:val="18"/>
+                <w:szCs w:val="18"/>
+              </w:rPr>
+              <w:t>固定资产</w:t>
+            </w:r>
+          </w:p>
+          <w:p>
+            <w:pPr>
+              <w:numPr>
+                <w:ilvl w:val="0"/>
+                <w:numId w:val="4"/>
+              </w:numPr>
+              <w:ind w:left="425" w:leftChars="0" w:hanging="425" w:firstLineChars="0"/>
+              <w:rPr>
+                <w:sz w:val="18"/>
+                <w:szCs w:val="18"/>
+              </w:rPr>
+            </w:pPr>
+            <w:r>
+              <w:rPr>
+                <w:sz w:val="18"/>
+                <w:szCs w:val="18"/>
+              </w:rPr>
+              <w:t>业务联络资料负责的工作</w:t>
+            </w:r>
+          </w:p>
+          <w:p>
+            <w:pPr>
+              <w:numPr>
+                <w:ilvl w:val="0"/>
+                <w:numId w:val="4"/>
+              </w:numPr>
+              <w:ind w:left="425" w:leftChars="0" w:hanging="425" w:firstLineChars="0"/>
+              <w:rPr>
+                <w:rFonts w:ascii="宋体" w:hAnsi="宋体" w:eastAsia="宋体" w:cs="宋体"/>
+                <w:sz w:val="18"/>
+                <w:szCs w:val="18"/>
+              </w:rPr>
+            </w:pPr>
+            <w:r>
+              <w:rPr>
+                <w:sz w:val="18"/>
+                <w:szCs w:val="18"/>
+              </w:rPr>
+              <w:t>待处理工作</w:t>
+            </w:r>
+          </w:p>
+        </w:tc>
+        <w:tc>
+          <w:tcPr>
+            <w:tcW w:w="1884" w:type="dxa"/>
+            <w:vAlign w:val="center"/>
+          </w:tcPr>
+          <w:p>
+            <w:pPr>
+              <w:spacing w:before="68" w:line="281" w:lineRule="auto"/>
+              <w:ind w:right="209"/>
+              <w:rPr>
                 <w:rFonts w:hint="eastAsia" w:ascii="宋体" w:hAnsi="宋体" w:eastAsia="宋体" w:cs="宋体"/>
-                <w:spacing w:val="-3"/>
-                <w:sz w:val="21"/>
-                <w:szCs w:val="21"/>
+                <w:sz w:val="18"/>
+                <w:szCs w:val="18"/>
                 <w:lang w:eastAsia="zh-CN"/>
               </w:rPr>
-              <w:t>、</w:t>
-            </w:r>
-            <w:r>
-              <w:rPr>
-                <w:rFonts w:ascii="宋体" w:hAnsi="宋体" w:eastAsia="宋体" w:cs="宋体"/>
-                <w:spacing w:val="-5"/>
-                <w:sz w:val="21"/>
-                <w:szCs w:val="21"/>
-              </w:rPr>
-              <w:t>固定资产</w:t>
-            </w:r>
-          </w:p>
-          <w:p>
-            <w:pPr>
-              <w:spacing w:before="62" w:line="274" w:lineRule="auto"/>
-              <w:ind w:left="116" w:right="771" w:hanging="9"/>
-              <w:rPr>
-                <w:rFonts w:ascii="宋体" w:hAnsi="宋体" w:eastAsia="宋体" w:cs="宋体"/>
-                <w:sz w:val="21"/>
-                <w:szCs w:val="21"/>
-              </w:rPr>
-            </w:pPr>
-            <w:r>
-              <w:rPr>
-                <w:rFonts w:ascii="宋体" w:hAnsi="宋体" w:eastAsia="宋体" w:cs="宋体"/>
+            </w:pPr>
+            <w:r>
+              <w:rPr>
+                <w:rFonts w:hint="eastAsia" w:ascii="宋体" w:hAnsi="宋体" w:cs="宋体"/>
                 <w:spacing w:val="-2"/>
-                <w:sz w:val="21"/>
-                <w:szCs w:val="21"/>
-              </w:rPr>
-              <w:t>业务联络资料</w:t>
-            </w:r>
-            <w:r>
-              <w:rPr>
-                <w:rFonts w:ascii="宋体" w:hAnsi="宋体" w:eastAsia="宋体" w:cs="宋体"/>
-                <w:spacing w:val="-3"/>
-                <w:sz w:val="21"/>
-                <w:szCs w:val="21"/>
-              </w:rPr>
-              <w:t>负责的工作</w:t>
-            </w:r>
-          </w:p>
-          <w:p>
-            <w:pPr>
-              <w:spacing w:before="1" w:line="219" w:lineRule="auto"/>
-              <w:ind w:left="109"/>
-              <w:rPr>
-                <w:rFonts w:ascii="宋体" w:hAnsi="宋体" w:eastAsia="宋体" w:cs="宋体"/>
-                <w:sz w:val="21"/>
-                <w:szCs w:val="21"/>
-              </w:rPr>
-            </w:pPr>
-            <w:r>
-              <w:rPr>
-                <w:rFonts w:ascii="宋体" w:hAnsi="宋体" w:eastAsia="宋体" w:cs="宋体"/>
-                <w:spacing w:val="-2"/>
-                <w:sz w:val="21"/>
-                <w:szCs w:val="21"/>
-              </w:rPr>
-              <w:t>待处理工作</w:t>
-            </w:r>
-          </w:p>
-        </w:tc>
-        <w:tc>
-          <w:tcPr>
-            <w:tcW w:w="1689" w:type="dxa"/>
-          </w:tcPr>
-          <w:p>
-            <w:pPr>
-              <w:pStyle w:val="25"/>
-              <w:spacing w:line="445" w:lineRule="auto"/>
-            </w:pPr>
-          </w:p>
-          <w:p>
-            <w:pPr>
-              <w:spacing w:before="68" w:line="281" w:lineRule="auto"/>
-              <w:ind w:left="538" w:right="209" w:hanging="318"/>
-              <w:rPr>
-                <w:rFonts w:ascii="宋体" w:hAnsi="宋体" w:eastAsia="宋体" w:cs="宋体"/>
-                <w:sz w:val="21"/>
-                <w:szCs w:val="21"/>
-              </w:rPr>
-            </w:pPr>
-            <w:r>
-              <w:rPr>
-                <w:rFonts w:ascii="宋体" w:hAnsi="宋体" w:eastAsia="宋体" w:cs="宋体"/>
-                <w:spacing w:val="-2"/>
-                <w:sz w:val="21"/>
-                <w:szCs w:val="21"/>
-              </w:rPr>
-              <w:t>分管副总经理</w:t>
-            </w:r>
-            <w:r>
-              <w:rPr>
-                <w:rFonts w:ascii="宋体" w:hAnsi="宋体" w:eastAsia="宋体" w:cs="宋体"/>
-                <w:spacing w:val="-4"/>
-                <w:sz w:val="21"/>
-                <w:szCs w:val="21"/>
-              </w:rPr>
-              <w:t>总经理</w:t>
-            </w:r>
-          </w:p>
-        </w:tc>
-        <w:tc>
-          <w:tcPr>
-            <w:tcW w:w="1402" w:type="dxa"/>
-          </w:tcPr>
-          <w:p>
-            <w:pPr>
-              <w:pStyle w:val="25"/>
-              <w:spacing w:line="300" w:lineRule="auto"/>
-            </w:pPr>
-          </w:p>
-          <w:p>
-            <w:pPr>
-              <w:pStyle w:val="25"/>
-              <w:spacing w:line="300" w:lineRule="auto"/>
-            </w:pPr>
-          </w:p>
+                <w:sz w:val="18"/>
+                <w:szCs w:val="18"/>
+                <w:lang w:val="en-US" w:eastAsia="zh-CN"/>
+              </w:rPr>
+              <w:t>副总经理</w:t>
+            </w:r>
+          </w:p>
+        </w:tc>
+        <w:tc>
+          <w:tcPr>
+            <w:tcW w:w="1440" w:type="dxa"/>
+            <w:vAlign w:val="center"/>
+          </w:tcPr>
           <w:p>
             <w:pPr>
               <w:spacing w:before="69" w:line="222" w:lineRule="auto"/>
-              <w:ind w:left="499"/>
-              <w:rPr>
-                <w:rFonts w:ascii="宋体" w:hAnsi="宋体" w:eastAsia="宋体" w:cs="宋体"/>
-                <w:sz w:val="21"/>
-                <w:szCs w:val="21"/>
+              <w:rPr>
+                <w:rFonts w:ascii="宋体" w:hAnsi="宋体" w:eastAsia="宋体" w:cs="宋体"/>
+                <w:sz w:val="18"/>
+                <w:szCs w:val="18"/>
               </w:rPr>
             </w:pPr>
             <w:r>
               <w:rPr>
                 <w:rFonts w:ascii="宋体" w:hAnsi="宋体" w:eastAsia="宋体" w:cs="宋体"/>
                 <w:spacing w:val="-6"/>
-                <w:sz w:val="21"/>
-                <w:szCs w:val="21"/>
+                <w:sz w:val="18"/>
+                <w:szCs w:val="18"/>
               </w:rPr>
               <w:t>一周</w:t>
             </w:r>
@@ -2372,36 +2383,24 @@
         </w:tc>
         <w:tc>
           <w:tcPr>
-            <w:tcW w:w="2330" w:type="dxa"/>
-          </w:tcPr>
-          <w:p>
-            <w:pPr>
-              <w:pStyle w:val="25"/>
-              <w:spacing w:line="300" w:lineRule="auto"/>
-            </w:pPr>
-          </w:p>
-          <w:p>
-            <w:pPr>
-              <w:pStyle w:val="25"/>
-              <w:spacing w:line="300" w:lineRule="auto"/>
-            </w:pPr>
-          </w:p>
+            <w:tcW w:w="1869" w:type="dxa"/>
+            <w:vAlign w:val="center"/>
+          </w:tcPr>
           <w:p>
             <w:pPr>
               <w:spacing w:before="68" w:line="219" w:lineRule="auto"/>
-              <w:ind w:left="120"/>
-              <w:rPr>
-                <w:rFonts w:ascii="宋体" w:hAnsi="宋体" w:eastAsia="宋体" w:cs="宋体"/>
-                <w:sz w:val="21"/>
-                <w:szCs w:val="21"/>
+              <w:rPr>
+                <w:rFonts w:ascii="宋体" w:hAnsi="宋体" w:eastAsia="宋体" w:cs="宋体"/>
+                <w:sz w:val="18"/>
+                <w:szCs w:val="18"/>
               </w:rPr>
             </w:pPr>
             <w:r>
               <w:rPr>
                 <w:rFonts w:ascii="宋体" w:hAnsi="宋体" w:eastAsia="宋体" w:cs="宋体"/>
                 <w:spacing w:val="-1"/>
-                <w:sz w:val="21"/>
-                <w:szCs w:val="21"/>
+                <w:sz w:val="18"/>
+                <w:szCs w:val="18"/>
               </w:rPr>
               <w:t>财务部证明无借款</w:t>
             </w:r>
@@ -2426,34 +2425,31 @@
           </w:tblCellMar>
         </w:tblPrEx>
         <w:trPr>
-          <w:trHeight w:val="1294" w:hRule="atLeast"/>
+          <w:trHeight w:val="1008" w:hRule="atLeast"/>
+          <w:jc w:val="center"/>
         </w:trPr>
         <w:tc>
           <w:tcPr>
-            <w:tcW w:w="1475" w:type="dxa"/>
-          </w:tcPr>
-          <w:p>
-            <w:pPr>
-              <w:pStyle w:val="25"/>
-              <w:spacing w:line="450" w:lineRule="auto"/>
-            </w:pPr>
-          </w:p>
+            <w:tcW w:w="1636" w:type="dxa"/>
+            <w:vAlign w:val="center"/>
+          </w:tcPr>
           <w:p>
             <w:pPr>
               <w:spacing w:before="68" w:line="276" w:lineRule="auto"/>
-              <w:ind w:left="424" w:right="208" w:hanging="208"/>
-              <w:rPr>
-                <w:rFonts w:ascii="宋体" w:hAnsi="宋体" w:eastAsia="宋体" w:cs="宋体"/>
-                <w:sz w:val="21"/>
-                <w:szCs w:val="21"/>
+              <w:ind w:left="0" w:leftChars="0" w:right="0" w:rightChars="0" w:firstLine="0" w:firstLineChars="0"/>
+              <w:jc w:val="center"/>
+              <w:rPr>
+                <w:rFonts w:ascii="宋体" w:hAnsi="宋体" w:eastAsia="宋体" w:cs="宋体"/>
+                <w:sz w:val="18"/>
+                <w:szCs w:val="18"/>
               </w:rPr>
             </w:pPr>
             <w:r>
               <w:rPr>
                 <w:rFonts w:ascii="宋体" w:hAnsi="宋体" w:eastAsia="宋体" w:cs="宋体"/>
                 <w:spacing w:val="-3"/>
-                <w:sz w:val="21"/>
-                <w:szCs w:val="21"/>
+                <w:sz w:val="18"/>
+                <w:szCs w:val="18"/>
               </w:rPr>
               <w:t>部门副经理技术岗</w:t>
             </w:r>
@@ -2461,129 +2457,107 @@
         </w:tc>
         <w:tc>
           <w:tcPr>
-            <w:tcW w:w="2141" w:type="dxa"/>
-          </w:tcPr>
-          <w:p>
-            <w:pPr>
-              <w:spacing w:before="51" w:line="220" w:lineRule="auto"/>
-              <w:ind w:left="109"/>
-              <w:rPr>
-                <w:rFonts w:ascii="宋体" w:hAnsi="宋体" w:eastAsia="宋体" w:cs="宋体"/>
-                <w:sz w:val="21"/>
-                <w:szCs w:val="21"/>
+            <w:tcW w:w="2208" w:type="dxa"/>
+            <w:vAlign w:val="center"/>
+          </w:tcPr>
+          <w:p>
+            <w:pPr>
+              <w:numPr>
+                <w:ilvl w:val="0"/>
+                <w:numId w:val="5"/>
+              </w:numPr>
+              <w:ind w:left="425" w:leftChars="0" w:hanging="425" w:firstLineChars="0"/>
+              <w:rPr>
+                <w:sz w:val="18"/>
+                <w:szCs w:val="18"/>
+              </w:rPr>
+            </w:pPr>
+            <w:r>
+              <w:rPr>
+                <w:sz w:val="18"/>
+                <w:szCs w:val="18"/>
+              </w:rPr>
+              <w:t>文件</w:t>
+            </w:r>
+            <w:r>
+              <w:rPr>
+                <w:rFonts w:hint="eastAsia"/>
+                <w:sz w:val="18"/>
+                <w:szCs w:val="18"/>
+                <w:lang w:eastAsia="zh-CN"/>
+              </w:rPr>
+              <w:t>、</w:t>
+            </w:r>
+            <w:r>
+              <w:rPr>
+                <w:sz w:val="18"/>
+                <w:szCs w:val="18"/>
+              </w:rPr>
+              <w:t>固定资产</w:t>
+            </w:r>
+          </w:p>
+          <w:p>
+            <w:pPr>
+              <w:numPr>
+                <w:ilvl w:val="0"/>
+                <w:numId w:val="5"/>
+              </w:numPr>
+              <w:ind w:left="425" w:leftChars="0" w:hanging="425" w:firstLineChars="0"/>
+              <w:rPr>
+                <w:sz w:val="18"/>
+                <w:szCs w:val="18"/>
+              </w:rPr>
+            </w:pPr>
+            <w:r>
+              <w:rPr>
+                <w:sz w:val="18"/>
+                <w:szCs w:val="18"/>
+              </w:rPr>
+              <w:t>业务联络资料负责的工作</w:t>
+            </w:r>
+          </w:p>
+          <w:p>
+            <w:pPr>
+              <w:numPr>
+                <w:ilvl w:val="0"/>
+                <w:numId w:val="5"/>
+              </w:numPr>
+              <w:ind w:left="425" w:leftChars="0" w:hanging="425" w:firstLineChars="0"/>
+              <w:rPr>
+                <w:rFonts w:ascii="宋体" w:hAnsi="宋体" w:eastAsia="宋体" w:cs="宋体"/>
+                <w:sz w:val="18"/>
+                <w:szCs w:val="18"/>
+              </w:rPr>
+            </w:pPr>
+            <w:r>
+              <w:rPr>
+                <w:sz w:val="18"/>
+                <w:szCs w:val="18"/>
+              </w:rPr>
+              <w:t>待处理工作</w:t>
+            </w:r>
+          </w:p>
+        </w:tc>
+        <w:tc>
+          <w:tcPr>
+            <w:tcW w:w="1884" w:type="dxa"/>
+            <w:vAlign w:val="center"/>
+          </w:tcPr>
+          <w:p>
+            <w:pPr>
+              <w:spacing w:before="69" w:line="220" w:lineRule="auto"/>
+              <w:rPr>
+                <w:rFonts w:ascii="宋体" w:hAnsi="宋体" w:eastAsia="宋体" w:cs="宋体"/>
+                <w:sz w:val="18"/>
+                <w:szCs w:val="18"/>
               </w:rPr>
             </w:pPr>
             <w:r>
               <w:rPr>
                 <w:rFonts w:ascii="宋体" w:hAnsi="宋体" w:eastAsia="宋体" w:cs="宋体"/>
                 <w:spacing w:val="-3"/>
-                <w:sz w:val="21"/>
-                <w:szCs w:val="21"/>
-              </w:rPr>
-              <w:t>文件</w:t>
-            </w:r>
-            <w:r>
-              <w:rPr>
-                <w:rFonts w:hint="eastAsia" w:ascii="宋体" w:hAnsi="宋体" w:eastAsia="宋体" w:cs="宋体"/>
-                <w:spacing w:val="-3"/>
-                <w:sz w:val="21"/>
-                <w:szCs w:val="21"/>
-                <w:lang w:eastAsia="zh-CN"/>
-              </w:rPr>
-              <w:t>、</w:t>
-            </w:r>
-            <w:r>
-              <w:rPr>
-                <w:rFonts w:ascii="宋体" w:hAnsi="宋体" w:eastAsia="宋体" w:cs="宋体"/>
-                <w:spacing w:val="-5"/>
-                <w:sz w:val="21"/>
-                <w:szCs w:val="21"/>
-              </w:rPr>
-              <w:t>固定资产</w:t>
-            </w:r>
-          </w:p>
-          <w:p>
-            <w:pPr>
-              <w:spacing w:before="62" w:line="274" w:lineRule="auto"/>
-              <w:ind w:left="116" w:right="771" w:hanging="9"/>
-              <w:rPr>
-                <w:rFonts w:ascii="宋体" w:hAnsi="宋体" w:eastAsia="宋体" w:cs="宋体"/>
-                <w:sz w:val="21"/>
-                <w:szCs w:val="21"/>
-              </w:rPr>
-            </w:pPr>
-            <w:r>
-              <w:rPr>
-                <w:rFonts w:ascii="宋体" w:hAnsi="宋体" w:eastAsia="宋体" w:cs="宋体"/>
-                <w:spacing w:val="-2"/>
-                <w:sz w:val="21"/>
-                <w:szCs w:val="21"/>
-              </w:rPr>
-              <w:t>业务联络资料</w:t>
-            </w:r>
-            <w:r>
-              <w:rPr>
-                <w:rFonts w:ascii="宋体" w:hAnsi="宋体" w:eastAsia="宋体" w:cs="宋体"/>
-                <w:spacing w:val="-3"/>
-                <w:sz w:val="21"/>
-                <w:szCs w:val="21"/>
-              </w:rPr>
-              <w:t>负责的工作</w:t>
-            </w:r>
-          </w:p>
-          <w:p>
-            <w:pPr>
-              <w:spacing w:before="1" w:line="215" w:lineRule="auto"/>
-              <w:ind w:left="109"/>
-              <w:rPr>
-                <w:rFonts w:ascii="宋体" w:hAnsi="宋体" w:eastAsia="宋体" w:cs="宋体"/>
-                <w:sz w:val="21"/>
-                <w:szCs w:val="21"/>
-              </w:rPr>
-            </w:pPr>
-            <w:r>
-              <w:rPr>
-                <w:rFonts w:ascii="宋体" w:hAnsi="宋体" w:eastAsia="宋体" w:cs="宋体"/>
-                <w:spacing w:val="-2"/>
-                <w:sz w:val="21"/>
-                <w:szCs w:val="21"/>
-              </w:rPr>
-              <w:t>待处理工作</w:t>
-            </w:r>
-          </w:p>
-        </w:tc>
-        <w:tc>
-          <w:tcPr>
-            <w:tcW w:w="1689" w:type="dxa"/>
-          </w:tcPr>
-          <w:p>
-            <w:pPr>
-              <w:pStyle w:val="25"/>
-              <w:spacing w:line="301" w:lineRule="auto"/>
-            </w:pPr>
-          </w:p>
-          <w:p>
-            <w:pPr>
-              <w:pStyle w:val="25"/>
-              <w:spacing w:line="302" w:lineRule="auto"/>
-            </w:pPr>
-          </w:p>
-          <w:p>
-            <w:pPr>
-              <w:spacing w:before="69" w:line="220" w:lineRule="auto"/>
-              <w:ind w:left="430"/>
-              <w:rPr>
-                <w:rFonts w:ascii="宋体" w:hAnsi="宋体" w:eastAsia="宋体" w:cs="宋体"/>
-                <w:sz w:val="21"/>
-                <w:szCs w:val="21"/>
-              </w:rPr>
-            </w:pPr>
-            <w:r>
-              <w:rPr>
-                <w:rFonts w:ascii="宋体" w:hAnsi="宋体" w:eastAsia="宋体" w:cs="宋体"/>
-                <w:spacing w:val="-3"/>
-                <w:sz w:val="21"/>
-                <w:szCs w:val="21"/>
+                <w:sz w:val="18"/>
+                <w:szCs w:val="18"/>
               </w:rPr>
               <w:t>部门经理</w:t>
             </w:r>
@@ -2591,36 +2565,24 @@
         </w:tc>
         <w:tc>
           <w:tcPr>
-            <w:tcW w:w="1402" w:type="dxa"/>
-          </w:tcPr>
-          <w:p>
-            <w:pPr>
-              <w:pStyle w:val="25"/>
-              <w:spacing w:line="302" w:lineRule="auto"/>
-            </w:pPr>
-          </w:p>
-          <w:p>
-            <w:pPr>
-              <w:pStyle w:val="25"/>
-              <w:spacing w:line="302" w:lineRule="auto"/>
-            </w:pPr>
-          </w:p>
+            <w:tcW w:w="1440" w:type="dxa"/>
+            <w:vAlign w:val="center"/>
+          </w:tcPr>
           <w:p>
             <w:pPr>
               <w:spacing w:before="69" w:line="222" w:lineRule="auto"/>
-              <w:ind w:left="499"/>
-              <w:rPr>
-                <w:rFonts w:ascii="宋体" w:hAnsi="宋体" w:eastAsia="宋体" w:cs="宋体"/>
-                <w:sz w:val="21"/>
-                <w:szCs w:val="21"/>
+              <w:rPr>
+                <w:rFonts w:ascii="宋体" w:hAnsi="宋体" w:eastAsia="宋体" w:cs="宋体"/>
+                <w:sz w:val="18"/>
+                <w:szCs w:val="18"/>
               </w:rPr>
             </w:pPr>
             <w:r>
               <w:rPr>
                 <w:rFonts w:ascii="宋体" w:hAnsi="宋体" w:eastAsia="宋体" w:cs="宋体"/>
                 <w:spacing w:val="-6"/>
-                <w:sz w:val="21"/>
-                <w:szCs w:val="21"/>
+                <w:sz w:val="18"/>
+                <w:szCs w:val="18"/>
               </w:rPr>
               <w:t>一周</w:t>
             </w:r>
@@ -2628,36 +2590,24 @@
         </w:tc>
         <w:tc>
           <w:tcPr>
-            <w:tcW w:w="2330" w:type="dxa"/>
-          </w:tcPr>
-          <w:p>
-            <w:pPr>
-              <w:pStyle w:val="25"/>
-              <w:spacing w:line="302" w:lineRule="auto"/>
-            </w:pPr>
-          </w:p>
-          <w:p>
-            <w:pPr>
-              <w:pStyle w:val="25"/>
-              <w:spacing w:line="302" w:lineRule="auto"/>
-            </w:pPr>
-          </w:p>
+            <w:tcW w:w="1869" w:type="dxa"/>
+            <w:vAlign w:val="center"/>
+          </w:tcPr>
           <w:p>
             <w:pPr>
               <w:spacing w:before="68" w:line="219" w:lineRule="auto"/>
-              <w:ind w:left="120"/>
-              <w:rPr>
-                <w:rFonts w:ascii="宋体" w:hAnsi="宋体" w:eastAsia="宋体" w:cs="宋体"/>
-                <w:sz w:val="21"/>
-                <w:szCs w:val="21"/>
+              <w:rPr>
+                <w:rFonts w:ascii="宋体" w:hAnsi="宋体" w:eastAsia="宋体" w:cs="宋体"/>
+                <w:sz w:val="18"/>
+                <w:szCs w:val="18"/>
               </w:rPr>
             </w:pPr>
             <w:r>
               <w:rPr>
                 <w:rFonts w:ascii="宋体" w:hAnsi="宋体" w:eastAsia="宋体" w:cs="宋体"/>
                 <w:spacing w:val="-1"/>
-                <w:sz w:val="21"/>
-                <w:szCs w:val="21"/>
+                <w:sz w:val="18"/>
+                <w:szCs w:val="18"/>
               </w:rPr>
               <w:t>财务部证明无借款</w:t>
             </w:r>
@@ -2683,27 +2633,30 @@
         </w:tblPrEx>
         <w:trPr>
           <w:trHeight w:val="627" w:hRule="atLeast"/>
+          <w:jc w:val="center"/>
         </w:trPr>
         <w:tc>
           <w:tcPr>
-            <w:tcW w:w="1475" w:type="dxa"/>
+            <w:tcW w:w="1636" w:type="dxa"/>
+            <w:vAlign w:val="center"/>
           </w:tcPr>
           <w:p>
             <w:pPr>
               <w:spacing w:before="211" w:line="220" w:lineRule="auto"/>
-              <w:ind w:left="318"/>
-              <w:rPr>
-                <w:rFonts w:ascii="宋体" w:hAnsi="宋体" w:eastAsia="宋体" w:cs="宋体"/>
-                <w:sz w:val="21"/>
-                <w:szCs w:val="21"/>
+              <w:ind w:left="0" w:leftChars="0" w:right="0" w:rightChars="0" w:firstLine="0" w:firstLineChars="0"/>
+              <w:jc w:val="center"/>
+              <w:rPr>
+                <w:rFonts w:ascii="宋体" w:hAnsi="宋体" w:eastAsia="宋体" w:cs="宋体"/>
+                <w:sz w:val="18"/>
+                <w:szCs w:val="18"/>
               </w:rPr>
             </w:pPr>
             <w:r>
               <w:rPr>
                 <w:rFonts w:ascii="宋体" w:hAnsi="宋体" w:eastAsia="宋体" w:cs="宋体"/>
                 <w:spacing w:val="-2"/>
-                <w:sz w:val="21"/>
-                <w:szCs w:val="21"/>
+                <w:sz w:val="18"/>
+                <w:szCs w:val="18"/>
               </w:rPr>
               <w:t>普通员工</w:t>
             </w:r>
@@ -2711,169 +2664,171 @@
         </w:tc>
         <w:tc>
           <w:tcPr>
-            <w:tcW w:w="2141" w:type="dxa"/>
-          </w:tcPr>
-          <w:p>
-            <w:pPr>
-              <w:spacing w:before="55" w:line="220" w:lineRule="auto"/>
-              <w:ind w:left="109"/>
-              <w:rPr>
-                <w:rFonts w:ascii="宋体" w:hAnsi="宋体" w:eastAsia="宋体" w:cs="宋体"/>
-                <w:sz w:val="21"/>
-                <w:szCs w:val="21"/>
+            <w:tcW w:w="2208" w:type="dxa"/>
+            <w:vAlign w:val="center"/>
+          </w:tcPr>
+          <w:p>
+            <w:pPr>
+              <w:numPr>
+                <w:ilvl w:val="0"/>
+                <w:numId w:val="6"/>
+              </w:numPr>
+              <w:ind w:left="425" w:leftChars="0" w:hanging="425" w:firstLineChars="0"/>
+              <w:rPr>
+                <w:sz w:val="18"/>
+                <w:szCs w:val="18"/>
+              </w:rPr>
+            </w:pPr>
+            <w:r>
+              <w:rPr>
+                <w:sz w:val="18"/>
+                <w:szCs w:val="18"/>
+              </w:rPr>
+              <w:t>文件</w:t>
+            </w:r>
+          </w:p>
+          <w:p>
+            <w:pPr>
+              <w:numPr>
+                <w:ilvl w:val="0"/>
+                <w:numId w:val="6"/>
+              </w:numPr>
+              <w:ind w:left="425" w:leftChars="0" w:hanging="425" w:firstLineChars="0"/>
+              <w:rPr>
+                <w:sz w:val="18"/>
+                <w:szCs w:val="18"/>
+              </w:rPr>
+            </w:pPr>
+            <w:r>
+              <w:rPr>
+                <w:sz w:val="18"/>
+                <w:szCs w:val="18"/>
+              </w:rPr>
+              <w:t>固定资产</w:t>
+            </w:r>
+          </w:p>
+          <w:p>
+            <w:pPr>
+              <w:numPr>
+                <w:ilvl w:val="0"/>
+                <w:numId w:val="6"/>
+              </w:numPr>
+              <w:ind w:left="425" w:leftChars="0" w:hanging="425" w:firstLineChars="0"/>
+              <w:rPr>
+                <w:sz w:val="18"/>
+                <w:szCs w:val="18"/>
+              </w:rPr>
+            </w:pPr>
+            <w:r>
+              <w:rPr>
+                <w:sz w:val="18"/>
+                <w:szCs w:val="18"/>
+              </w:rPr>
+              <w:t>负责的工作</w:t>
+            </w:r>
+          </w:p>
+          <w:p>
+            <w:pPr>
+              <w:numPr>
+                <w:ilvl w:val="0"/>
+                <w:numId w:val="6"/>
+              </w:numPr>
+              <w:ind w:left="425" w:leftChars="0" w:hanging="425" w:firstLineChars="0"/>
+              <w:rPr>
+                <w:rFonts w:ascii="宋体" w:hAnsi="宋体" w:eastAsia="宋体" w:cs="宋体"/>
+                <w:sz w:val="18"/>
+                <w:szCs w:val="18"/>
+              </w:rPr>
+            </w:pPr>
+            <w:r>
+              <w:rPr>
+                <w:sz w:val="18"/>
+                <w:szCs w:val="18"/>
+              </w:rPr>
+              <w:t>待处理工作</w:t>
+            </w:r>
+          </w:p>
+        </w:tc>
+        <w:tc>
+          <w:tcPr>
+            <w:tcW w:w="1884" w:type="dxa"/>
+            <w:vAlign w:val="center"/>
+          </w:tcPr>
+          <w:p>
+            <w:pPr>
+              <w:spacing w:before="212" w:line="220" w:lineRule="auto"/>
+              <w:rPr>
+                <w:rFonts w:ascii="宋体" w:hAnsi="宋体" w:eastAsia="宋体" w:cs="宋体"/>
+                <w:sz w:val="18"/>
+                <w:szCs w:val="18"/>
+              </w:rPr>
+            </w:pPr>
+            <w:r>
+              <w:rPr>
+                <w:rFonts w:ascii="宋体" w:hAnsi="宋体" w:eastAsia="宋体" w:cs="宋体"/>
+                <w:spacing w:val="-2"/>
+                <w:sz w:val="18"/>
+                <w:szCs w:val="18"/>
+              </w:rPr>
+              <w:t>直属上级领导</w:t>
+            </w:r>
+          </w:p>
+        </w:tc>
+        <w:tc>
+          <w:tcPr>
+            <w:tcW w:w="1440" w:type="dxa"/>
+            <w:vAlign w:val="center"/>
+          </w:tcPr>
+          <w:p>
+            <w:pPr>
+              <w:spacing w:before="212" w:line="220" w:lineRule="auto"/>
+              <w:rPr>
+                <w:rFonts w:ascii="宋体" w:hAnsi="宋体" w:eastAsia="宋体" w:cs="宋体"/>
+                <w:sz w:val="18"/>
+                <w:szCs w:val="18"/>
               </w:rPr>
             </w:pPr>
             <w:r>
               <w:rPr>
                 <w:rFonts w:ascii="宋体" w:hAnsi="宋体" w:eastAsia="宋体" w:cs="宋体"/>
                 <w:spacing w:val="-3"/>
-                <w:sz w:val="21"/>
-                <w:szCs w:val="21"/>
-              </w:rPr>
-              <w:t>文件</w:t>
-            </w:r>
-          </w:p>
-          <w:p>
-            <w:pPr>
-              <w:spacing w:before="51" w:line="220" w:lineRule="auto"/>
-              <w:ind w:left="116"/>
-              <w:rPr>
-                <w:rFonts w:ascii="宋体" w:hAnsi="宋体" w:eastAsia="宋体" w:cs="宋体"/>
-                <w:spacing w:val="-5"/>
-                <w:sz w:val="21"/>
-                <w:szCs w:val="21"/>
-              </w:rPr>
-            </w:pPr>
-            <w:r>
-              <w:rPr>
-                <w:rFonts w:ascii="宋体" w:hAnsi="宋体" w:eastAsia="宋体" w:cs="宋体"/>
-                <w:spacing w:val="-5"/>
-                <w:sz w:val="21"/>
-                <w:szCs w:val="21"/>
-              </w:rPr>
-              <w:t>固定资产</w:t>
-            </w:r>
-          </w:p>
-          <w:p>
-            <w:pPr>
-              <w:spacing w:before="51" w:line="220" w:lineRule="auto"/>
-              <w:ind w:left="116"/>
-              <w:rPr>
-                <w:rFonts w:ascii="宋体" w:hAnsi="宋体" w:eastAsia="宋体" w:cs="宋体"/>
-                <w:sz w:val="21"/>
-                <w:szCs w:val="21"/>
-              </w:rPr>
-            </w:pPr>
-            <w:r>
-              <w:rPr>
-                <w:rFonts w:ascii="宋体" w:hAnsi="宋体" w:eastAsia="宋体" w:cs="宋体"/>
-                <w:spacing w:val="-3"/>
-                <w:sz w:val="21"/>
-                <w:szCs w:val="21"/>
-              </w:rPr>
-              <w:t>负责的工作</w:t>
-            </w:r>
-          </w:p>
-          <w:p>
-            <w:pPr>
-              <w:spacing w:before="62" w:line="218" w:lineRule="auto"/>
-              <w:ind w:left="126"/>
-              <w:rPr>
-                <w:rFonts w:ascii="宋体" w:hAnsi="宋体" w:eastAsia="宋体" w:cs="宋体"/>
-                <w:sz w:val="21"/>
-                <w:szCs w:val="21"/>
-              </w:rPr>
-            </w:pPr>
+                <w:sz w:val="18"/>
+                <w:szCs w:val="18"/>
+              </w:rPr>
+              <w:t>两天</w:t>
+            </w:r>
+          </w:p>
+        </w:tc>
+        <w:tc>
+          <w:tcPr>
+            <w:tcW w:w="1869" w:type="dxa"/>
+            <w:vAlign w:val="center"/>
+          </w:tcPr>
+          <w:p>
+            <w:pPr>
+              <w:spacing w:before="55" w:line="202" w:lineRule="auto"/>
+              <w:ind w:right="109"/>
+              <w:rPr>
+                <w:rFonts w:ascii="宋体" w:hAnsi="宋体" w:eastAsia="宋体" w:cs="宋体"/>
+                <w:sz w:val="18"/>
+                <w:szCs w:val="18"/>
+              </w:rPr>
+            </w:pPr>
+            <w:r>
+              <w:rPr>
+                <w:rFonts w:ascii="宋体" w:hAnsi="宋体" w:eastAsia="宋体" w:cs="宋体"/>
+                <w:spacing w:val="-1"/>
+                <w:sz w:val="18"/>
+                <w:szCs w:val="18"/>
+              </w:rPr>
+              <w:t>有备用金人员需财务部</w:t>
+            </w:r>
             <w:r>
               <w:rPr>
                 <w:rFonts w:ascii="宋体" w:hAnsi="宋体" w:eastAsia="宋体" w:cs="宋体"/>
                 <w:spacing w:val="-2"/>
-                <w:sz w:val="21"/>
-                <w:szCs w:val="21"/>
-              </w:rPr>
-              <w:t>待处理工作</w:t>
-            </w:r>
-          </w:p>
-        </w:tc>
-        <w:tc>
-          <w:tcPr>
-            <w:tcW w:w="1689" w:type="dxa"/>
-          </w:tcPr>
-          <w:p>
-            <w:pPr>
-              <w:spacing w:before="212" w:line="220" w:lineRule="auto"/>
-              <w:ind w:left="219"/>
-              <w:rPr>
-                <w:rFonts w:ascii="宋体" w:hAnsi="宋体" w:eastAsia="宋体" w:cs="宋体"/>
-                <w:sz w:val="21"/>
-                <w:szCs w:val="21"/>
-              </w:rPr>
-            </w:pPr>
-            <w:r>
-              <w:rPr>
-                <w:rFonts w:ascii="宋体" w:hAnsi="宋体" w:eastAsia="宋体" w:cs="宋体"/>
-                <w:spacing w:val="-2"/>
-                <w:sz w:val="21"/>
-                <w:szCs w:val="21"/>
-              </w:rPr>
-              <w:t>直属上级领导</w:t>
-            </w:r>
-          </w:p>
-        </w:tc>
-        <w:tc>
-          <w:tcPr>
-            <w:tcW w:w="1402" w:type="dxa"/>
-          </w:tcPr>
-          <w:p>
-            <w:pPr>
-              <w:spacing w:before="212" w:line="220" w:lineRule="auto"/>
-              <w:ind w:left="496"/>
-              <w:rPr>
-                <w:rFonts w:ascii="宋体" w:hAnsi="宋体" w:eastAsia="宋体" w:cs="宋体"/>
-                <w:sz w:val="21"/>
-                <w:szCs w:val="21"/>
-              </w:rPr>
-            </w:pPr>
-            <w:r>
-              <w:rPr>
-                <w:rFonts w:ascii="宋体" w:hAnsi="宋体" w:eastAsia="宋体" w:cs="宋体"/>
-                <w:spacing w:val="-3"/>
-                <w:sz w:val="21"/>
-                <w:szCs w:val="21"/>
-              </w:rPr>
-              <w:t>两天</w:t>
-            </w:r>
-          </w:p>
-        </w:tc>
-        <w:tc>
-          <w:tcPr>
-            <w:tcW w:w="2330" w:type="dxa"/>
-          </w:tcPr>
-          <w:p>
-            <w:pPr>
-              <w:spacing w:before="55" w:line="202" w:lineRule="auto"/>
-              <w:ind w:left="644" w:right="109" w:hanging="524"/>
-              <w:rPr>
-                <w:rFonts w:ascii="宋体" w:hAnsi="宋体" w:eastAsia="宋体" w:cs="宋体"/>
-                <w:sz w:val="21"/>
-                <w:szCs w:val="21"/>
-              </w:rPr>
-            </w:pPr>
-            <w:r>
-              <w:rPr>
-                <w:rFonts w:ascii="宋体" w:hAnsi="宋体" w:eastAsia="宋体" w:cs="宋体"/>
-                <w:spacing w:val="-1"/>
-                <w:sz w:val="21"/>
-                <w:szCs w:val="21"/>
-              </w:rPr>
-              <w:t>有备用金人员需财务部</w:t>
-            </w:r>
-            <w:r>
-              <w:rPr>
-                <w:rFonts w:ascii="宋体" w:hAnsi="宋体" w:eastAsia="宋体" w:cs="宋体"/>
-                <w:spacing w:val="-2"/>
-                <w:sz w:val="21"/>
-                <w:szCs w:val="21"/>
+                <w:sz w:val="18"/>
+                <w:szCs w:val="18"/>
               </w:rPr>
               <w:t>证明无借款</w:t>
             </w:r>
@@ -2895,7 +2850,7 @@
         <w:pStyle w:val="30"/>
         <w:bidi w:val="0"/>
       </w:pPr>
-      <w:bookmarkStart w:id="8" w:name="_Toc21207"/>
+      <w:bookmarkStart w:id="8" w:name="_Toc27402"/>
       <w:r>
         <w:t>工作流程</w:t>
       </w:r>
@@ -2906,7 +2861,7 @@
         <w:pStyle w:val="31"/>
         <w:bidi w:val="0"/>
       </w:pPr>
-      <w:bookmarkStart w:id="9" w:name="_Toc30032"/>
+      <w:bookmarkStart w:id="9" w:name="_Toc27512"/>
       <w:r>
         <w:t>准备</w:t>
       </w:r>
@@ -2937,7 +2892,7 @@
         <w:pStyle w:val="31"/>
         <w:bidi w:val="0"/>
       </w:pPr>
-      <w:bookmarkStart w:id="10" w:name="_Toc29796"/>
+      <w:bookmarkStart w:id="10" w:name="_Toc17273"/>
       <w:r>
         <w:t>交接</w:t>
       </w:r>
@@ -3041,7 +2996,7 @@
         <w:pStyle w:val="31"/>
         <w:bidi w:val="0"/>
       </w:pPr>
-      <w:bookmarkStart w:id="11" w:name="_Toc29341"/>
+      <w:bookmarkStart w:id="11" w:name="_Toc26439"/>
       <w:r>
         <w:t>监交</w:t>
       </w:r>
@@ -3147,7 +3102,7 @@
           <w:szCs w:val="32"/>
         </w:rPr>
       </w:pPr>
-      <w:bookmarkStart w:id="12" w:name="_Toc14536"/>
+      <w:bookmarkStart w:id="12" w:name="_Toc4443"/>
       <w:r>
         <w:rPr>
           <w:rFonts w:ascii="宋体" w:hAnsi="宋体" w:eastAsia="宋体" w:cs="宋体"/>
@@ -10252,6 +10207,23 @@
     </w:lvl>
   </w:abstractNum>
   <w:abstractNum w:abstractNumId="1">
+    <w:nsid w:val="A2E1E920"/>
+    <w:multiLevelType w:val="singleLevel"/>
+    <w:tmpl w:val="A2E1E920"/>
+    <w:lvl w:ilvl="0" w:tentative="0">
+      <w:start w:val="1"/>
+      <w:numFmt w:val="decimal"/>
+      <w:lvlText w:val="%1."/>
+      <w:lvlJc w:val="left"/>
+      <w:pPr>
+        <w:ind w:left="425" w:hanging="425"/>
+      </w:pPr>
+      <w:rPr>
+        <w:rFonts w:hint="default"/>
+      </w:rPr>
+    </w:lvl>
+  </w:abstractNum>
+  <w:abstractNum w:abstractNumId="2">
     <w:nsid w:val="DD40FEAE"/>
     <w:multiLevelType w:val="singleLevel"/>
     <w:tmpl w:val="DD40FEAE"/>
@@ -10262,9 +10234,60 @@
       <w:lvlJc w:val="left"/>
       <w:pPr>
         <w:tabs>
-          <w:tab w:val="left" w:pos="420"/>
+          <w:tab w:val="left" w:pos="840"/>
         </w:tabs>
-        <w:ind w:left="845" w:hanging="425"/>
+        <w:ind w:left="1265" w:hanging="425"/>
+      </w:pPr>
+      <w:rPr>
+        <w:rFonts w:hint="default"/>
+      </w:rPr>
+    </w:lvl>
+  </w:abstractNum>
+  <w:abstractNum w:abstractNumId="3">
+    <w:nsid w:val="1AEF3396"/>
+    <w:multiLevelType w:val="singleLevel"/>
+    <w:tmpl w:val="1AEF3396"/>
+    <w:lvl w:ilvl="0" w:tentative="0">
+      <w:start w:val="1"/>
+      <w:numFmt w:val="decimal"/>
+      <w:lvlText w:val="%1."/>
+      <w:lvlJc w:val="left"/>
+      <w:pPr>
+        <w:ind w:left="425" w:hanging="425"/>
+      </w:pPr>
+      <w:rPr>
+        <w:rFonts w:hint="default"/>
+      </w:rPr>
+    </w:lvl>
+  </w:abstractNum>
+  <w:abstractNum w:abstractNumId="4">
+    <w:nsid w:val="64B2DC48"/>
+    <w:multiLevelType w:val="singleLevel"/>
+    <w:tmpl w:val="64B2DC48"/>
+    <w:lvl w:ilvl="0" w:tentative="0">
+      <w:start w:val="1"/>
+      <w:numFmt w:val="decimal"/>
+      <w:lvlText w:val="%1."/>
+      <w:lvlJc w:val="left"/>
+      <w:pPr>
+        <w:ind w:left="425" w:hanging="425"/>
+      </w:pPr>
+      <w:rPr>
+        <w:rFonts w:hint="default"/>
+      </w:rPr>
+    </w:lvl>
+  </w:abstractNum>
+  <w:abstractNum w:abstractNumId="5">
+    <w:nsid w:val="684CC03D"/>
+    <w:multiLevelType w:val="singleLevel"/>
+    <w:tmpl w:val="684CC03D"/>
+    <w:lvl w:ilvl="0" w:tentative="0">
+      <w:start w:val="1"/>
+      <w:numFmt w:val="decimal"/>
+      <w:lvlText w:val="%1."/>
+      <w:lvlJc w:val="left"/>
+      <w:pPr>
+        <w:ind w:left="425" w:hanging="425"/>
       </w:pPr>
       <w:rPr>
         <w:rFonts w:hint="default"/>
@@ -10275,6 +10298,18 @@
     <w:abstractNumId w:val="0"/>
   </w:num>
   <w:num w:numId="2">
+    <w:abstractNumId w:val="5"/>
+  </w:num>
+  <w:num w:numId="3">
+    <w:abstractNumId w:val="2"/>
+  </w:num>
+  <w:num w:numId="4">
+    <w:abstractNumId w:val="4"/>
+  </w:num>
+  <w:num w:numId="5">
+    <w:abstractNumId w:val="3"/>
+  </w:num>
+  <w:num w:numId="6">
     <w:abstractNumId w:val="1"/>
   </w:num>
 </w:numbering>
